--- a/Dissertation Research/Peru Chapter.docx
+++ b/Dissertation Research/Peru Chapter.docx
@@ -66,6 +66,79 @@
         <w:pStyle w:val="Normal"/>
         <w:spacing w:lineRule="auto" w:line="480"/>
         <w:rPr>
+          <w:b w:val="false"/>
+          <w:bCs w:val="false"/>
+          <w:highlight w:val="none"/>
+          <w:shd w:fill="FFFF00" w:val="clear"/>
+        </w:rPr>
+      </w:pPr>
+      <w:r>
+        <w:rPr>
+          <w:b w:val="false"/>
+          <w:bCs w:val="false"/>
+          <w:shd w:fill="FFFF00" w:val="clear"/>
+        </w:rPr>
+        <w:t>[</w:t>
+      </w:r>
+      <w:r>
+        <w:rPr>
+          <w:b w:val="false"/>
+          <w:bCs w:val="false"/>
+          <w:shd w:fill="FFFF00" w:val="clear"/>
+        </w:rPr>
+        <w:t>the thesis of the chapter: Again, scholars push the rubber genocide in the Putumayo outside of capitalism. Serje says that in the Putumayo, "credit and debt, usually considered to be one of th engines of capitalism, were here at the core of a system that was not only opposed to the market logic, but also to the possiblity of developing a modern local economy." On the contrary, I argue that the Putumayo was dominated by the market. On the one hand, the products produced in the Putumayo were commodities - both rubber and enslaved people were 'produced' for the global and regional market. On the other hand, the Putumayo was - in much the same way as the lower Amazon - a consumer of commodities produced in the core. Serje betrays a teleological conception of capitalism by refering to some ideal of a 'modern local economy'. The Putumayo genocide was not a pre-modern aberration in global capitalism, but a core element. And it was not merely modern, but constitutive of modernity.</w:t>
+      </w:r>
+    </w:p>
+    <w:p>
+      <w:pPr>
+        <w:pStyle w:val="Normal"/>
+        <w:spacing w:lineRule="auto" w:line="480"/>
+        <w:rPr>
+          <w:b w:val="false"/>
+          <w:bCs w:val="false"/>
+          <w:highlight w:val="none"/>
+          <w:shd w:fill="FFFF00" w:val="clear"/>
+        </w:rPr>
+      </w:pPr>
+      <w:r>
+        <w:rPr>
+          <w:b w:val="false"/>
+          <w:bCs w:val="false"/>
+          <w:shd w:fill="FFFF00" w:val="clear"/>
+        </w:rPr>
+        <w:tab/>
+        <w:t xml:space="preserve">To make this case, I will </w:t>
+      </w:r>
+      <w:r>
+        <w:rPr>
+          <w:b w:val="false"/>
+          <w:bCs w:val="false"/>
+          <w:shd w:fill="FFFF00" w:val="clear"/>
+        </w:rPr>
+        <w:t>look at</w:t>
+      </w:r>
+      <w:r>
+        <w:rPr>
+          <w:b w:val="false"/>
+          <w:bCs w:val="false"/>
+          <w:shd w:fill="FFFF00" w:val="clear"/>
+        </w:rPr>
+        <w:t xml:space="preserve"> several aspects of the rubber industry in the Putumayo. I will </w:t>
+      </w:r>
+      <w:r>
+        <w:rPr>
+          <w:b w:val="false"/>
+          <w:bCs w:val="false"/>
+          <w:shd w:fill="FFFF00" w:val="clear"/>
+        </w:rPr>
+        <w:t>examine the operations of the primary corporation in the region, the Peruvian Amazon Company, as well as its actions against the indigenous inhabitants of the Putumayo. I should flag here that although I will not dwell on violent description, any discussion of genocide necessarily contains some graphic elements. I will then move on to an analysis of the racial hierarchy of labor in the Peruvian Amazon Company, paying special attention to the importation of Black laborers from Barbados to serve as overseers for the enslaved natives. Lastly I will look at the ways in which the social structure of genocide was reproduced, the necessarily short-term nature of this reproduction, and the way in which the Peruvian Amazon Company contributed to the larger dynamic of capitalist reproduction on a global scale.]</w:t>
+      </w:r>
+    </w:p>
+    <w:p>
+      <w:pPr>
+        <w:pStyle w:val="Normal"/>
+        <w:spacing w:lineRule="auto" w:line="480"/>
+        <w:rPr>
           <w:rFonts w:ascii="Liberation Serif" w:hAnsi="Liberation Serif"/>
         </w:rPr>
       </w:pPr>
@@ -2695,12 +2768,15 @@
       <w:headerReference w:type="even" r:id="rId2"/>
       <w:headerReference w:type="default" r:id="rId3"/>
       <w:headerReference w:type="first" r:id="rId4"/>
+      <w:footerReference w:type="even" r:id="rId5"/>
+      <w:footerReference w:type="default" r:id="rId6"/>
+      <w:footerReference w:type="first" r:id="rId7"/>
       <w:footnotePr>
         <w:numFmt w:val="decimal"/>
       </w:footnotePr>
       <w:type w:val="nextPage"/>
       <w:pgSz w:w="12240" w:h="15840"/>
-      <w:pgMar w:left="1440" w:right="1440" w:gutter="0" w:header="1440" w:top="1999" w:footer="0" w:bottom="1440"/>
+      <w:pgMar w:left="1440" w:right="1440" w:gutter="0" w:header="1440" w:top="1999" w:footer="1440" w:bottom="1999"/>
       <w:pgNumType w:fmt="decimal"/>
       <w:formProt w:val="false"/>
       <w:textDirection w:val="lrTb"/>
@@ -2708,6 +2784,88 @@
     </w:sectPr>
   </w:body>
 </w:document>
+</file>
+
+<file path=word/footer1.xml><?xml version="1.0" encoding="utf-8"?>
+<w:ftr xmlns:o="urn:schemas-microsoft-com:office:office" xmlns:r="http://schemas.openxmlformats.org/officeDocument/2006/relationships" xmlns:v="urn:schemas-microsoft-com:vml" xmlns:w="http://schemas.openxmlformats.org/wordprocessingml/2006/main" xmlns:w10="urn:schemas-microsoft-com:office:word" xmlns:wp="http://schemas.openxmlformats.org/drawingml/2006/wordprocessingDrawing" xmlns:wps="http://schemas.microsoft.com/office/word/2010/wordprocessingShape" xmlns:wpg="http://schemas.microsoft.com/office/word/2010/wordprocessingGroup" xmlns:mc="http://schemas.openxmlformats.org/markup-compatibility/2006" xmlns:wp14="http://schemas.microsoft.com/office/word/2010/wordprocessingDrawing" xmlns:w14="http://schemas.microsoft.com/office/word/2010/wordml" xmlns:w15="http://schemas.microsoft.com/office/word/2012/wordml" mc:Ignorable="w14 wp14 w15">
+  <w:p>
+    <w:pPr>
+      <w:pStyle w:val="Footer"/>
+      <w:rPr/>
+    </w:pPr>
+    <w:r>
+      <w:rPr/>
+    </w:r>
+  </w:p>
+</w:ftr>
+</file>
+
+<file path=word/footer2.xml><?xml version="1.0" encoding="utf-8"?>
+<w:ftr xmlns:o="urn:schemas-microsoft-com:office:office" xmlns:r="http://schemas.openxmlformats.org/officeDocument/2006/relationships" xmlns:v="urn:schemas-microsoft-com:vml" xmlns:w="http://schemas.openxmlformats.org/wordprocessingml/2006/main" xmlns:w10="urn:schemas-microsoft-com:office:word" xmlns:wp="http://schemas.openxmlformats.org/drawingml/2006/wordprocessingDrawing" xmlns:wps="http://schemas.microsoft.com/office/word/2010/wordprocessingShape" xmlns:wpg="http://schemas.microsoft.com/office/word/2010/wordprocessingGroup" xmlns:mc="http://schemas.openxmlformats.org/markup-compatibility/2006" xmlns:wp14="http://schemas.microsoft.com/office/word/2010/wordprocessingDrawing" xmlns:w14="http://schemas.microsoft.com/office/word/2010/wordml" xmlns:w15="http://schemas.microsoft.com/office/word/2012/wordml" mc:Ignorable="w14 wp14 w15">
+  <w:p>
+    <w:pPr>
+      <w:pStyle w:val="Footer"/>
+      <w:jc w:val="center"/>
+      <w:rPr/>
+    </w:pPr>
+    <w:bookmarkStart w:id="4" w:name="PageNumWizard_FOOTER_Default_Page_Style1"/>
+    <w:r>
+      <w:rPr/>
+      <w:fldChar w:fldCharType="begin"/>
+    </w:r>
+    <w:r>
+      <w:rPr/>
+      <w:instrText xml:space="preserve"> PAGE </w:instrText>
+    </w:r>
+    <w:r>
+      <w:rPr/>
+      <w:fldChar w:fldCharType="separate"/>
+    </w:r>
+    <w:r>
+      <w:rPr/>
+      <w:t>34</w:t>
+    </w:r>
+    <w:r>
+      <w:rPr/>
+      <w:fldChar w:fldCharType="end"/>
+    </w:r>
+    <w:bookmarkEnd w:id="4"/>
+  </w:p>
+</w:ftr>
+</file>
+
+<file path=word/footer3.xml><?xml version="1.0" encoding="utf-8"?>
+<w:ftr xmlns:o="urn:schemas-microsoft-com:office:office" xmlns:r="http://schemas.openxmlformats.org/officeDocument/2006/relationships" xmlns:v="urn:schemas-microsoft-com:vml" xmlns:w="http://schemas.openxmlformats.org/wordprocessingml/2006/main" xmlns:w10="urn:schemas-microsoft-com:office:word" xmlns:wp="http://schemas.openxmlformats.org/drawingml/2006/wordprocessingDrawing" xmlns:wps="http://schemas.microsoft.com/office/word/2010/wordprocessingShape" xmlns:wpg="http://schemas.microsoft.com/office/word/2010/wordprocessingGroup" xmlns:mc="http://schemas.openxmlformats.org/markup-compatibility/2006" xmlns:wp14="http://schemas.microsoft.com/office/word/2010/wordprocessingDrawing" xmlns:w14="http://schemas.microsoft.com/office/word/2010/wordml" xmlns:w15="http://schemas.microsoft.com/office/word/2012/wordml" mc:Ignorable="w14 wp14 w15">
+  <w:p>
+    <w:pPr>
+      <w:pStyle w:val="Footer"/>
+      <w:jc w:val="center"/>
+      <w:rPr/>
+    </w:pPr>
+    <w:bookmarkStart w:id="5" w:name="PageNumWizard_FOOTER_Default_Page_Style1"/>
+    <w:r>
+      <w:rPr/>
+      <w:fldChar w:fldCharType="begin"/>
+    </w:r>
+    <w:r>
+      <w:rPr/>
+      <w:instrText xml:space="preserve"> PAGE </w:instrText>
+    </w:r>
+    <w:r>
+      <w:rPr/>
+      <w:fldChar w:fldCharType="separate"/>
+    </w:r>
+    <w:r>
+      <w:rPr/>
+      <w:t>34</w:t>
+    </w:r>
+    <w:r>
+      <w:rPr/>
+      <w:fldChar w:fldCharType="end"/>
+    </w:r>
+    <w:bookmarkEnd w:id="5"/>
+  </w:p>
+</w:ftr>
 </file>
 
 <file path=word/footnotes.xml><?xml version="1.0" encoding="utf-8"?>
@@ -4933,28 +5091,12 @@
       <w:jc w:val="end"/>
       <w:rPr/>
     </w:pPr>
-    <w:bookmarkStart w:id="0" w:name="PageNumWizard_HEADER_Default_Page_Style5"/>
     <w:r>
       <w:rPr/>
-      <w:fldChar w:fldCharType="begin"/>
     </w:r>
-    <w:r>
-      <w:rPr/>
-      <w:instrText xml:space="preserve"> PAGE </w:instrText>
-    </w:r>
-    <w:r>
-      <w:rPr/>
-      <w:fldChar w:fldCharType="separate"/>
-    </w:r>
-    <w:r>
-      <w:rPr/>
-      <w:t>32</w:t>
-    </w:r>
-    <w:r>
-      <w:rPr/>
-      <w:fldChar w:fldCharType="end"/>
-    </w:r>
-    <w:bookmarkEnd w:id="0"/>
+    <w:bookmarkStart w:id="0" w:name="PageNumWizard_HEADER_Default_Page_Style5"/>
+    <w:bookmarkStart w:id="1" w:name="PageNumWizard_HEADER_Default_Page_Style5"/>
+    <w:bookmarkEnd w:id="1"/>
   </w:p>
 </w:hdr>
 </file>
@@ -4967,28 +5109,12 @@
       <w:jc w:val="end"/>
       <w:rPr/>
     </w:pPr>
-    <w:bookmarkStart w:id="1" w:name="PageNumWizard_HEADER_Default_Page_Style5"/>
     <w:r>
       <w:rPr/>
-      <w:fldChar w:fldCharType="begin"/>
     </w:r>
-    <w:r>
-      <w:rPr/>
-      <w:instrText xml:space="preserve"> PAGE </w:instrText>
-    </w:r>
-    <w:r>
-      <w:rPr/>
-      <w:fldChar w:fldCharType="separate"/>
-    </w:r>
-    <w:r>
-      <w:rPr/>
-      <w:t>32</w:t>
-    </w:r>
-    <w:r>
-      <w:rPr/>
-      <w:fldChar w:fldCharType="end"/>
-    </w:r>
-    <w:bookmarkEnd w:id="1"/>
+    <w:bookmarkStart w:id="2" w:name="PageNumWizard_HEADER_Default_Page_Style5"/>
+    <w:bookmarkStart w:id="3" w:name="PageNumWizard_HEADER_Default_Page_Style5"/>
+    <w:bookmarkEnd w:id="3"/>
   </w:p>
 </w:hdr>
 </file>
@@ -5173,6 +5299,20 @@
     </w:pPr>
     <w:rPr/>
   </w:style>
+  <w:style w:type="paragraph" w:styleId="Footer">
+    <w:name w:val="Footer"/>
+    <w:basedOn w:val="HeaderandFooter"/>
+    <w:pPr>
+      <w:suppressLineNumbers/>
+      <w:tabs>
+        <w:tab w:val="clear" w:pos="4986"/>
+        <w:tab w:val="clear" w:pos="9972"/>
+        <w:tab w:val="center" w:pos="4680" w:leader="none"/>
+        <w:tab w:val="right" w:pos="9360" w:leader="none"/>
+      </w:tabs>
+    </w:pPr>
+    <w:rPr/>
+  </w:style>
 </w:styles>
 </file>
 
